--- a/worksheets/SA_L02_VonNeumannHQ_Worksheet.docx
+++ b/worksheets/SA_L02_VonNeumannHQ_Worksheet.docx
@@ -4800,7 +4800,7 @@
                 <w:sz w:val="32"/>
                 <w:szCs w:val="32"/>
               </w:rPr>
-              <w:t xml:space="preserve">______ / 19</w:t>
+              <w:t xml:space="preserve">______ / 34</w:t>
             </w:r>
           </w:p>
         </w:tc>
@@ -5113,7 +5113,17 @@
                 <w:sz w:val="21"/>
                 <w:szCs w:val="21"/>
               </w:rPr>
-              <w:t xml:space="preserve">a)  Name the register that holds the address of the next instruction to be fetched.  </w:t>
+              <w:t xml:space="preserve">a)  </w:t>
+            </w:r>
+            <w:r>
+              <w:rPr>
+                <w:rFonts w:ascii="Arial" w:cs="Arial" w:eastAsia="Arial" w:hAnsi="Arial"/>
+                <w:b/>
+                <w:bCs/>
+                <w:sz w:val="21"/>
+                <w:szCs w:val="21"/>
+              </w:rPr>
+              <w:t xml:space="preserve">Name the register that holds the address of the next instruction to be fetched.  </w:t>
             </w:r>
             <w:r>
               <w:rPr>
@@ -5191,7 +5201,17 @@
                 <w:sz w:val="21"/>
                 <w:szCs w:val="21"/>
               </w:rPr>
-              <w:t xml:space="preserve">b)  Describe what the memory data register holds and when it is used.  </w:t>
+              <w:t xml:space="preserve">b)  </w:t>
+            </w:r>
+            <w:r>
+              <w:rPr>
+                <w:rFonts w:ascii="Arial" w:cs="Arial" w:eastAsia="Arial" w:hAnsi="Arial"/>
+                <w:b/>
+                <w:bCs/>
+                <w:sz w:val="21"/>
+                <w:szCs w:val="21"/>
+              </w:rPr>
+              <w:t xml:space="preserve">Describe what the memory data register holds and when it is used.  </w:t>
             </w:r>
             <w:r>
               <w:rPr>
@@ -5306,7 +5326,17 @@
                 <w:sz w:val="21"/>
                 <w:szCs w:val="21"/>
               </w:rPr>
-              <w:t xml:space="preserve">c)  Explain what happens during each of the three stages of the fetch-decode-execute cycle.  </w:t>
+              <w:t xml:space="preserve">c)  </w:t>
+            </w:r>
+            <w:r>
+              <w:rPr>
+                <w:rFonts w:ascii="Arial" w:cs="Arial" w:eastAsia="Arial" w:hAnsi="Arial"/>
+                <w:b/>
+                <w:bCs/>
+                <w:sz w:val="21"/>
+                <w:szCs w:val="21"/>
+              </w:rPr>
+              <w:t xml:space="preserve">Explain what happens during each of the three stages of the fetch-decode-execute cycle.  </w:t>
             </w:r>
             <w:r>
               <w:rPr>
